--- a/engine/phdc_study/PHDC_Valuation_Study_10-09-2026.docx
+++ b/engine/phdc_study/PHDC_Valuation_Study_10-09-2026.docx
@@ -175,7 +175,7 @@
           <w:color w:val="1A1D21"/>
           <w:sz w:val="20"/>
         </w:rPr>
-        <w:t>The company's cost of capital, built from the ground up, is 25.10% against an Egyptian ten-year government bond yield of 23.00%. It CHANGED in this edition: the equity risk premium moved from the credit-rating basis to the traded default-swap basis, which is the house default and which the other studies in this market already use, and the rate fell from 26.09% to 25.10%. Both bases are published in section 1.8. The change RAISES the value, and it was made for consistency across the book rather than for its direction.</w:t>
+        <w:t>The company's cost of capital, built from the ground up, is 24.96% against an Egyptian ten-year government bond yield of 23.00%. It CHANGED in this edition: the equity risk premium moved from the credit-rating basis to the traded default-swap basis, which is the house default and which the other studies in this market already use, and the rate fell from 25.83% to 24.96%. Both bases are published in section 1.8. The change RAISES the value, and it was made for consistency across the book rather than for its direction.</w:t>
       </w:r>
     </w:p>
     <w:p>
@@ -7031,7 +7031,7 @@
           <w:color w:val="1A1D21"/>
           <w:sz w:val="20"/>
         </w:rPr>
-        <w:t>Shareholders' funds attributable to the parent were EGP 18,956 million at 31 March 2026, or EGP 6.63 a share, against a market price of EGP 14.40 — the shares change hands at about 2.2 times book. The earlier edition divided total equity, minority interests included, by the parent's shares; this one puts the numerator on the same footing as the share count, and on the latest disclosed sheet. Profit after tax and minority interest of EGP 4,217 million in 2025 on average shareholders' funds gives a return on equity of roughly 25.3%. Against a cost of equity of 31.2%, the company is not currently earning its cost of capital on book, which is why book value sits well below every cash-flow read in this study rather than acting as a floor.</w:t>
+        <w:t>Shareholders' funds attributable to the parent were EGP 18,956 million at 31 March 2026, or EGP 6.63 a share, against a market price of EGP 14.40 — the shares change hands at about 2.2 times book. The earlier edition divided total equity, minority interests included, by the parent's shares; this one puts the numerator on the same footing as the share count, and on the latest disclosed sheet. Profit after tax and minority interest of EGP 4,217 million in 2025 on average shareholders' funds gives a return on equity of roughly 25.3%. Against a cost of equity of 30.8%, the company is not currently earning its cost of capital on book, which is why book value sits well below every cash-flow read in this study rather than acting as a floor.</w:t>
       </w:r>
     </w:p>
     <w:p>
@@ -7089,7 +7089,7 @@
           <w:color w:val="1A1D21"/>
           <w:sz w:val="20"/>
         </w:rPr>
-        <w:t>Normalised earnings of EGP 4,622 million — the average of the last two years' revenue carried one year forward at inflation, at the 2025 net margin of 11.7% — would capitalise at the cost of equity of 31.24% less growth to about EGP 6.67 a share, and at the cost of equity alone, as an earlier edition did, to EGP 5.17. Neither figure is published as a lens here, and the reason is not the arithmetic. This company recognises revenue when a project completes, so its reported earnings in any year are an accident of which project happened to complete: capitalising a mid-cycle figure treats that schedule as though it were a steady state. The working is kept as a diagnostic in the workbook and it claims nothing.</w:t>
+        <w:t>Normalised earnings of EGP 4,622 million — the average of the last two years' revenue carried one year forward at inflation, at the 2025 net margin of 11.7% — would capitalise at the cost of equity of 30.77% less growth to about EGP 6.80 a share, and at the cost of equity alone, as an earlier edition did, to EGP 5.25. Neither figure is published as a lens here, and the reason is not the arithmetic. This company recognises revenue when a project completes, so its reported earnings in any year are an accident of which project happened to complete: capitalising a mid-cycle figure treats that schedule as though it were a steady state. The working is kept as a diagnostic in the workbook and it claims nothing.</w:t>
       </w:r>
     </w:p>
     <w:p>
@@ -9848,7 +9848,7 @@
                 <w:color w:val="1A1D21"/>
                 <w:sz w:val="17"/>
               </w:rPr>
-              <w:t>31.24%</w:t>
+              <w:t>30.77%</w:t>
             </w:r>
           </w:p>
         </w:tc>
@@ -9866,7 +9866,7 @@
                 <w:color w:val="1A1D21"/>
                 <w:sz w:val="17"/>
               </w:rPr>
-              <w:t>29.45%</w:t>
+              <w:t>29.20%</w:t>
             </w:r>
           </w:p>
         </w:tc>
@@ -10128,7 +10128,7 @@
                 <w:color w:val="1A1D21"/>
                 <w:sz w:val="17"/>
               </w:rPr>
-              <w:t>26.09%</w:t>
+              <w:t>25.83%</w:t>
             </w:r>
           </w:p>
         </w:tc>
@@ -10143,7 +10143,7 @@
                 <w:color w:val="1A1D21"/>
                 <w:sz w:val="17"/>
               </w:rPr>
-              <w:t>25.10%  ← ADOPTED</w:t>
+              <w:t>24.96%  ← ADOPTED</w:t>
             </w:r>
           </w:p>
         </w:tc>
@@ -30297,7 +30297,7 @@
                 <w:color w:val="1A1D21"/>
                 <w:sz w:val="17"/>
               </w:rPr>
-              <w:t>cost of capital above 25.10%</w:t>
+              <w:t>cost of capital above 24.96%</w:t>
             </w:r>
           </w:p>
         </w:tc>
@@ -31485,7 +31485,7 @@
           <w:color w:val="1A1D21"/>
           <w:sz w:val="20"/>
         </w:rPr>
-        <w:t>Working: holding the cost of capital at 25.10% and every other input at the audited 2025 base, the closing price of EGP 14.40 implies cash conversion of 6.3%. The company achieved 4.3% in 2023, 17.9% in 2024 and 3.9% in 2025. Named sensitivity: at a 26.09% cost of capital the implied rate would be lower still. Falsifier: if 2026 conversion prints above 6.3%, the price was too low.</w:t>
+        <w:t>Working: holding the cost of capital at 24.96% and every other input at the audited 2025 base, the closing price of EGP 14.40 implies cash conversion of 6.3%. The company achieved 4.3% in 2023, 17.9% in 2024 and 3.9% in 2025. Named sensitivity: at a 25.83% cost of capital the implied rate would be lower still. Falsifier: if 2026 conversion prints above 6.3%, the price was too low.</w:t>
       </w:r>
     </w:p>
     <w:p>
@@ -31567,7 +31567,7 @@
           <w:color w:val="1A1D21"/>
           <w:sz w:val="20"/>
         </w:rPr>
-        <w:t>They agree on the facts and disagree on one number. All three accept the audited 2025 base, the 25.10% cost of capital and the order book. Expert 1 needs a conversion rate to produce an answer; Expert 2 refuses to forecast one and prices the assets instead; Expert 3 asks what rate is already in the price. The room's joint position is that Palm Hills is worth between EGP 7.65 and EGP 46.85, that the price of EGP 14.40 sits in the lower half of that range, and that the width is a property of the disclosure rather than of the analysis.</w:t>
+        <w:t>They agree on the facts and disagree on one number. All three accept the audited 2025 base, the 24.96% cost of capital and the order book. Expert 1 needs a conversion rate to produce an answer; Expert 2 refuses to forecast one and prices the assets instead; Expert 3 asks what rate is already in the price. The room's joint position is that Palm Hills is worth between EGP 7.65 and EGP 46.85, that the price of EGP 14.40 sits in the lower half of that range, and that the width is a property of the disclosure rather than of the analysis.</w:t>
       </w:r>
     </w:p>
     <w:p>
@@ -31792,7 +31792,7 @@
                 <w:color w:val="1A1D21"/>
                 <w:sz w:val="17"/>
               </w:rPr>
-              <w:t>25.10%</w:t>
+              <w:t>24.96%</w:t>
             </w:r>
           </w:p>
         </w:tc>
@@ -31825,7 +31825,7 @@
                 <w:color w:val="1A1D21"/>
                 <w:sz w:val="17"/>
               </w:rPr>
-              <w:t>25.10%</w:t>
+              <w:t>24.96%</w:t>
             </w:r>
           </w:p>
         </w:tc>

--- a/engine/phdc_study/PHDC_Valuation_Study_10-09-2026.docx
+++ b/engine/phdc_study/PHDC_Valuation_Study_10-09-2026.docx
@@ -71,7 +71,7 @@
           <w:color w:val="1A1D21"/>
           <w:sz w:val="20"/>
         </w:rPr>
-        <w:t>It supersedes the edition of 3 September 2026 and it changes ONE thing in it: the rate at which the perpetuity is discounted. That rate was built inside this study, from a long-run real interest rate of 5.5% typed into its own file. It now reads the house Egyptian macro path, where the convention is 3.5%. The retired figure was a description of a restrictive policy stance — the real rate the central bank was running in order to break an inflation — and a company does not live inside a policy stance for ever. Carrying it into perpetuity charged this developer, permanently, for a monetary condition that is by construction temporary. The terminal cost of capital falls from 16.15% to 14.97% and the central figure moves from EGP 17.86 to EGP 21.09 a share.</w:t>
+        <w:t>It supersedes the edition of 3 September 2026 and it changes ONE INPUT in it: the long-run real interest rate. Three numbers move from that one change, and they are named in the next paragraph; the first of them is the rate at which the perpetuity is discounted. That rate was built inside this study, from a long-run real interest rate of 5.5% typed into its own file. It now reads the house Egyptian macro path, where the convention is 3.5%. The retired figure was a description of a restrictive policy stance — the real rate the central bank was running in order to break an inflation — and a company does not live inside a policy stance for ever. Carrying it into perpetuity charged this developer, permanently, for a monetary condition that is by construction temporary. The terminal cost of capital falls from 16.15% to 14.97% and the central figure moves from EGP 17.86 to EGP 21.09 a share.</w:t>
       </w:r>
     </w:p>
     <w:p>
@@ -85,7 +85,7 @@
           <w:color w:val="1A1D21"/>
           <w:sz w:val="20"/>
         </w:rPr>
-        <w:t>Nothing else in the study moves. The forecast, the three cash-conversion cases, the bridge from enterprise value to equity and the weights across the lenses are exactly as they were issued on 3 September 2026, and the reader can hold the two documents side by side and see that one number and its consequences are the whole of the difference. THE DIRECTION IS NOT THE REASON. This correction happens to raise the value and move it further above the traded price; it would have been made had it done the opposite, and the house rule that a fair value is never adjusted toward a quotation cuts both ways.</w:t>
+        <w:t>Two other numbers move with it, and they move for the same reason. The house path sets the explicit-window rate as well as the terminal one, so the rate applied to all fifteen forecast years falls from 25.102% to 24.965%; and the terminal cost of equity is now built by splitting the country premium out of the market premium rather than by carrying the measured beta across both, which is the house construction. Nothing else moves. The forecast, the three cash-conversion cases, the bridge from enterprise value to equity and the weights across the lenses are exactly as they were issued on 3 September 2026, and the reader can hold the two documents side by side and see that one number and its consequences are the whole of the difference. THE DIRECTION IS NOT THE REASON. This correction happens to raise the value and move it further above the traded price; it would have been made had it done the opposite, and the house rule that a fair value is never adjusted toward a quotation cuts both ways.</w:t>
       </w:r>
     </w:p>
     <w:p>
@@ -127,7 +127,7 @@
           <w:color w:val="5B6570"/>
           <w:sz w:val="18"/>
         </w:rPr>
-        <w:t>Information set: everything the company had published as at 2 September 2026, which ends at its first-quarter 2026 results — the reviewed statements of 31 March 2026 included. No half-year 2026 figures had been released at that date.</w:t>
+        <w:t>Information set: the company's own published statements as at 2 September 2026, which end at its first-quarter 2026 results — the reviewed statements of 31 March 2026 included. A half-year 2026 release of 18 August 2026 is reported in the trade press, and this study has NOT obtained the filing itself; nothing from it is used, because a report of a disclosure is a lead and not a source. What it is said to contain — an order book of EGP 284bn at 30 June and a further EGP 75bn sold at Hacienda Ras El Hekma shortly after — is carried in section 7 as an open gap, not in the model.</w:t>
       </w:r>
     </w:p>
     <w:p>
@@ -175,7 +175,7 @@
           <w:color w:val="1A1D21"/>
           <w:sz w:val="20"/>
         </w:rPr>
-        <w:t>The company's cost of capital, built from the ground up, is 24.96% against an Egyptian ten-year government bond yield of 23.00%. It CHANGED in this edition: the equity risk premium moved from the credit-rating basis to the traded default-swap basis, which is the house default and which the other studies in this market already use, and the rate fell from 25.83% to 24.96%. Both bases are published in section 1.8. The change RAISES the value, and it was made for consistency across the book rather than for its direction.</w:t>
+        <w:t>The company's cost of capital, built from the ground up, is 24.96% against an Egyptian ten-year government bond yield of 23.00%. It CHANGED in this edition: the real interest rate underneath it now comes from the house Egyptian path rather than from a figure typed into this study's own file, and the rate fell from the 25.10% published on 3 September 2026 to 24.96%. The alternative credit-rating basis, which this study does not adopt, stands at 25.83%; both are published in section 1.8. The change RAISES the value, and it was made for consistency across the book rather than for its direction.</w:t>
       </w:r>
     </w:p>
     <w:p>
@@ -1425,7 +1425,21 @@
           <w:color w:val="1A1D21"/>
           <w:sz w:val="20"/>
         </w:rPr>
-        <w:t>Cost is recognised on the same completion schedule as revenue. That sounds obvious and it is the single most important correction in this edition. Since January 2016 the company has recognised revenue on standalone units as construction progresses; a model that accrues revenue that way but accrues cost on handover has the two legs on different clocks, and it systematically overstates profit. Gross margin here is an output of price against cost, never an input.</w:t>
+        <w:t>Cost is recognised on the same completion schedule as revenue. That sounds obvious and it is the single most important correction in this edition. Since January 2016 the company has recognised revenue on standalone units as construction progresses; a model that accrues revenue that way but accrues cost on handover has the two legs on different clocks, and it systematically overstates profit.</w:t>
+      </w:r>
+    </w:p>
+    <w:p>
+      <w:pPr>
+        <w:spacing w:after="140"/>
+      </w:pPr>
+      <w:r>
+        <w:rPr>
+          <w:b w:val="0"/>
+          <w:i w:val="0"/>
+          <w:color w:val="1A1D21"/>
+          <w:sz w:val="20"/>
+        </w:rPr>
+        <w:t>Gross margin is an INPUT here, and it is the one place in this forecast where a margin is held rather than derived. The reason is the disclosure: the company last published a delivered-unit count for FY2024, so every later count in this model is implied from revenue divided by price per unit — and cost per unit is then price per unit times one minus the margin however it is written. There is no independent cost per unit to build. What is actually decided here is WHICH disclosed margin anchors it, and section A.1 says which and why.</w:t>
       </w:r>
     </w:p>
     <w:tbl>
@@ -2763,7 +2777,7 @@
                 <w:color w:val="1A1D21"/>
                 <w:sz w:val="17"/>
               </w:rPr>
-              <w:t>Gross margin (output)</w:t>
+              <w:t>Gross margin (held input)</w:t>
             </w:r>
           </w:p>
         </w:tc>
@@ -4220,7 +4234,7 @@
           <w:color w:val="5B6570"/>
           <w:sz w:val="16"/>
         </w:rPr>
-        <w:t>Every line follows from the two engines above. Gross margin is what price per unit and cost per unit leave behind, not an assumption.</w:t>
+        <w:t>Every line follows from the two engines above. Gross margin is the one HELD input in this table and cost per unit is solved from it — see the note on the anchors below.</w:t>
       </w:r>
     </w:p>
     <w:p>
@@ -4234,7 +4248,7 @@
           <w:color w:val="1A1D21"/>
           <w:sz w:val="20"/>
         </w:rPr>
-        <w:t>Three anchors hold this table to what was actually reported. FY2026 is part-reported: the company disclosed first-quarter revenue of EGP 9,300 million, up 11 per cent on the same quarter of 2025, which places that quarter at 23.2 per cent of the full year and gives an FY2026 revenue anchor of EGP 40,148 million from the actual rather than from a trend. The finance charge is the disclosed rate on the interest-bearing borrowings, 13.91 per cent, not the 25.50 per cent marginal rate used for discounting — a large part of the balance does not bear interest and part of the charge is capitalised into work in progress. And the gross margin is held at 35.5 per cent, the average of the last two disclosures.</w:t>
+        <w:t>Three anchors hold this table to what was actually reported. FY2026 is part-reported: the company disclosed first-quarter revenue of EGP 9,300 million, up 11 per cent on the same quarter of 2025, which places that quarter at 23.2 per cent of the full year and gives an FY2026 revenue anchor of EGP 40,148 million from the actual rather than from a trend. The finance charge is the disclosed rate on the interest-bearing borrowings, 13.91 per cent, not the 25.50 per cent marginal rate used for discounting — a large part of the balance does not bear interest and part of the charge is capitalised into work in progress. And the gross margin is held at 35.5 per cent, which is the LATEST disclosure on its own — the first quarter of 2026 — and not an average. FY2025 reported 41.2 per cent; their average is 38.3 per cent, and that average was the anchor the superseded edition used. Taking the latest alone is the more conservative of the two and it carries the cost drift the company's own two disclosures show, 9.65 per cent.</w:t>
       </w:r>
     </w:p>
     <w:p>
@@ -12848,7 +12862,7 @@
                 <w:color w:val="1A1D21"/>
                 <w:sz w:val="17"/>
               </w:rPr>
-              <w:t>Nothing newer than the first quarter of 2026 had been published as at this edition's date.</w:t>
+              <w:t>A half-year release of 18 August 2026 is reported in the trade press — an order book of EGP 284bn at 30 June and a further EGP 75bn sold at Hacienda Ras El Hekma shortly after. This study has not obtained the filing, so none of it is used and the model still opens on the reviewed quarter to 31 March 2026. If those figures hold, the order book is ahead of what this study carries.</w:t>
             </w:r>
           </w:p>
         </w:tc>
@@ -12863,7 +12877,7 @@
                 <w:color w:val="1A1D21"/>
                 <w:sz w:val="17"/>
               </w:rPr>
-              <w:t>The half-year filing.</w:t>
+              <w:t>The half-year filing itself, from the company.</w:t>
             </w:r>
           </w:p>
         </w:tc>
@@ -16408,7 +16422,7 @@
           <w:color w:val="5B6570"/>
           <w:sz w:val="16"/>
         </w:rPr>
-        <w:t>Five forecast years. Gross margin is what price per unit and cost per unit leave behind, never an input. Years three to five should be read against the range in section 1.9, not as points.</w:t>
+        <w:t>Five forecast years. Gross margin is a HELD input and cost per unit is solved from it, for the disclosure reason given in section 1.1. Years three to five should be read against the range in section 1.9, not as points.</w:t>
       </w:r>
     </w:p>
     <w:p>

--- a/engine/phdc_study/PHDC_Valuation_Study_10-09-2026.docx
+++ b/engine/phdc_study/PHDC_Valuation_Study_10-09-2026.docx
@@ -4275,10 +4275,10 @@
         <w:tblLayout w:type="fixed"/>
       </w:tblPr>
       <w:tblGrid>
-        <w:gridCol w:w="6520"/>
+        <w:gridCol w:w="1100"/>
         <w:gridCol w:w="850"/>
         <w:gridCol w:w="850"/>
-        <w:gridCol w:w="964"/>
+        <w:gridCol w:w="6384"/>
       </w:tblGrid>
       <w:tr>
         <w:trPr>
@@ -4286,7 +4286,7 @@
         </w:trPr>
         <w:tc>
           <w:tcPr>
-            <w:tcW w:type="dxa" w:w="6520"/>
+            <w:tcW w:type="dxa" w:w="1100"/>
           </w:tcPr>
           <w:p>
             <w:r/>
@@ -4334,7 +4334,7 @@
         </w:tc>
         <w:tc>
           <w:tcPr>
-            <w:tcW w:type="dxa" w:w="964"/>
+            <w:tcW w:type="dxa" w:w="6384"/>
           </w:tcPr>
           <w:p>
             <w:r/>
@@ -4355,7 +4355,7 @@
         </w:trPr>
         <w:tc>
           <w:tcPr>
-            <w:tcW w:type="dxa" w:w="6520"/>
+            <w:tcW w:type="dxa" w:w="1100"/>
           </w:tcPr>
           <w:p>
             <w:r/>
@@ -4406,7 +4406,7 @@
         </w:tc>
         <w:tc>
           <w:tcPr>
-            <w:tcW w:type="dxa" w:w="964"/>
+            <w:tcW w:type="dxa" w:w="6384"/>
           </w:tcPr>
           <w:p>
             <w:pPr>
@@ -4429,7 +4429,7 @@
         </w:trPr>
         <w:tc>
           <w:tcPr>
-            <w:tcW w:type="dxa" w:w="6520"/>
+            <w:tcW w:type="dxa" w:w="1100"/>
           </w:tcPr>
           <w:p>
             <w:r/>
@@ -4480,7 +4480,7 @@
         </w:tc>
         <w:tc>
           <w:tcPr>
-            <w:tcW w:type="dxa" w:w="964"/>
+            <w:tcW w:type="dxa" w:w="6384"/>
           </w:tcPr>
           <w:p>
             <w:pPr>
@@ -4503,7 +4503,7 @@
         </w:trPr>
         <w:tc>
           <w:tcPr>
-            <w:tcW w:type="dxa" w:w="6520"/>
+            <w:tcW w:type="dxa" w:w="1100"/>
           </w:tcPr>
           <w:p>
             <w:r/>
@@ -4554,7 +4554,7 @@
         </w:tc>
         <w:tc>
           <w:tcPr>
-            <w:tcW w:type="dxa" w:w="964"/>
+            <w:tcW w:type="dxa" w:w="6384"/>
           </w:tcPr>
           <w:p>
             <w:pPr>
@@ -7138,12 +7138,12 @@
         <w:tblLayout w:type="fixed"/>
       </w:tblPr>
       <w:tblGrid>
-        <w:gridCol w:w="3810"/>
+        <w:gridCol w:w="1247"/>
         <w:gridCol w:w="624"/>
         <w:gridCol w:w="1032"/>
         <w:gridCol w:w="737"/>
         <w:gridCol w:w="1304"/>
-        <w:gridCol w:w="1452"/>
+        <w:gridCol w:w="4014"/>
       </w:tblGrid>
       <w:tr>
         <w:trPr>
@@ -7151,7 +7151,7 @@
         </w:trPr>
         <w:tc>
           <w:tcPr>
-            <w:tcW w:type="dxa" w:w="3810"/>
+            <w:tcW w:type="dxa" w:w="1247"/>
           </w:tcPr>
           <w:p>
             <w:r/>
@@ -7231,7 +7231,7 @@
         </w:tc>
         <w:tc>
           <w:tcPr>
-            <w:tcW w:type="dxa" w:w="1451"/>
+            <w:tcW w:type="dxa" w:w="4014"/>
           </w:tcPr>
           <w:p>
             <w:r/>
@@ -7252,7 +7252,7 @@
         </w:trPr>
         <w:tc>
           <w:tcPr>
-            <w:tcW w:type="dxa" w:w="3810"/>
+            <w:tcW w:type="dxa" w:w="1247"/>
           </w:tcPr>
           <w:p>
             <w:r/>
@@ -7336,7 +7336,7 @@
         </w:tc>
         <w:tc>
           <w:tcPr>
-            <w:tcW w:type="dxa" w:w="1451"/>
+            <w:tcW w:type="dxa" w:w="4014"/>
           </w:tcPr>
           <w:p>
             <w:r/>
@@ -7356,7 +7356,7 @@
         </w:trPr>
         <w:tc>
           <w:tcPr>
-            <w:tcW w:type="dxa" w:w="3810"/>
+            <w:tcW w:type="dxa" w:w="1247"/>
           </w:tcPr>
           <w:p>
             <w:r/>
@@ -7440,7 +7440,7 @@
         </w:tc>
         <w:tc>
           <w:tcPr>
-            <w:tcW w:type="dxa" w:w="1451"/>
+            <w:tcW w:type="dxa" w:w="4014"/>
           </w:tcPr>
           <w:p>
             <w:r/>
@@ -7460,7 +7460,7 @@
         </w:trPr>
         <w:tc>
           <w:tcPr>
-            <w:tcW w:type="dxa" w:w="3810"/>
+            <w:tcW w:type="dxa" w:w="1247"/>
           </w:tcPr>
           <w:p>
             <w:r/>
@@ -7544,7 +7544,7 @@
         </w:tc>
         <w:tc>
           <w:tcPr>
-            <w:tcW w:type="dxa" w:w="1451"/>
+            <w:tcW w:type="dxa" w:w="4014"/>
           </w:tcPr>
           <w:p>
             <w:r/>
@@ -9135,9 +9135,9 @@
         <w:tblLayout w:type="fixed"/>
       </w:tblPr>
       <w:tblGrid>
-        <w:gridCol w:w="5738"/>
+        <w:gridCol w:w="686"/>
         <w:gridCol w:w="1378"/>
-        <w:gridCol w:w="1032"/>
+        <w:gridCol w:w="6084"/>
         <w:gridCol w:w="1032"/>
       </w:tblGrid>
       <w:tr>
@@ -9146,7 +9146,7 @@
         </w:trPr>
         <w:tc>
           <w:tcPr>
-            <w:tcW w:type="dxa" w:w="5737"/>
+            <w:tcW w:type="dxa" w:w="686"/>
           </w:tcPr>
           <w:p>
             <w:r/>
@@ -9178,7 +9178,7 @@
         </w:tc>
         <w:tc>
           <w:tcPr>
-            <w:tcW w:type="dxa" w:w="1032"/>
+            <w:tcW w:type="dxa" w:w="6083"/>
           </w:tcPr>
           <w:p>
             <w:r/>
@@ -9215,7 +9215,7 @@
         </w:trPr>
         <w:tc>
           <w:tcPr>
-            <w:tcW w:type="dxa" w:w="5737"/>
+            <w:tcW w:type="dxa" w:w="686"/>
           </w:tcPr>
           <w:p>
             <w:r/>
@@ -9248,7 +9248,7 @@
         </w:tc>
         <w:tc>
           <w:tcPr>
-            <w:tcW w:type="dxa" w:w="1032"/>
+            <w:tcW w:type="dxa" w:w="6083"/>
           </w:tcPr>
           <w:p>
             <w:pPr>
@@ -9289,7 +9289,7 @@
         </w:trPr>
         <w:tc>
           <w:tcPr>
-            <w:tcW w:type="dxa" w:w="5737"/>
+            <w:tcW w:type="dxa" w:w="686"/>
           </w:tcPr>
           <w:p>
             <w:r/>
@@ -9322,7 +9322,7 @@
         </w:tc>
         <w:tc>
           <w:tcPr>
-            <w:tcW w:type="dxa" w:w="1032"/>
+            <w:tcW w:type="dxa" w:w="6083"/>
           </w:tcPr>
           <w:p>
             <w:pPr>
@@ -9363,7 +9363,7 @@
         </w:trPr>
         <w:tc>
           <w:tcPr>
-            <w:tcW w:type="dxa" w:w="5737"/>
+            <w:tcW w:type="dxa" w:w="686"/>
           </w:tcPr>
           <w:p>
             <w:r/>
@@ -9396,7 +9396,7 @@
         </w:tc>
         <w:tc>
           <w:tcPr>
-            <w:tcW w:type="dxa" w:w="1032"/>
+            <w:tcW w:type="dxa" w:w="6083"/>
           </w:tcPr>
           <w:p>
             <w:pPr>
@@ -10237,8 +10237,8 @@
         <w:tblLayout w:type="fixed"/>
       </w:tblPr>
       <w:tblGrid>
-        <w:gridCol w:w="4321"/>
-        <w:gridCol w:w="998"/>
+        <w:gridCol w:w="1378"/>
+        <w:gridCol w:w="3935"/>
         <w:gridCol w:w="998"/>
         <w:gridCol w:w="998"/>
         <w:gridCol w:w="998"/>
@@ -10250,7 +10250,7 @@
         </w:trPr>
         <w:tc>
           <w:tcPr>
-            <w:tcW w:type="dxa" w:w="4320"/>
+            <w:tcW w:type="dxa" w:w="1378"/>
           </w:tcPr>
           <w:p>
             <w:r/>
@@ -10266,7 +10266,7 @@
         </w:tc>
         <w:tc>
           <w:tcPr>
-            <w:tcW w:type="dxa" w:w="998"/>
+            <w:tcW w:type="dxa" w:w="3934"/>
           </w:tcPr>
           <w:p>
             <w:r/>
@@ -10351,7 +10351,7 @@
         </w:trPr>
         <w:tc>
           <w:tcPr>
-            <w:tcW w:type="dxa" w:w="4320"/>
+            <w:tcW w:type="dxa" w:w="1378"/>
           </w:tcPr>
           <w:p>
             <w:r/>
@@ -10366,7 +10366,7 @@
         </w:tc>
         <w:tc>
           <w:tcPr>
-            <w:tcW w:type="dxa" w:w="998"/>
+            <w:tcW w:type="dxa" w:w="3934"/>
           </w:tcPr>
           <w:p>
             <w:pPr>
@@ -10461,7 +10461,7 @@
         </w:trPr>
         <w:tc>
           <w:tcPr>
-            <w:tcW w:type="dxa" w:w="4320"/>
+            <w:tcW w:type="dxa" w:w="1378"/>
           </w:tcPr>
           <w:p>
             <w:r/>
@@ -10476,7 +10476,7 @@
         </w:tc>
         <w:tc>
           <w:tcPr>
-            <w:tcW w:type="dxa" w:w="998"/>
+            <w:tcW w:type="dxa" w:w="3934"/>
           </w:tcPr>
           <w:p>
             <w:pPr>
@@ -10571,7 +10571,7 @@
         </w:trPr>
         <w:tc>
           <w:tcPr>
-            <w:tcW w:type="dxa" w:w="4320"/>
+            <w:tcW w:type="dxa" w:w="1378"/>
           </w:tcPr>
           <w:p>
             <w:r/>
@@ -10586,7 +10586,7 @@
         </w:tc>
         <w:tc>
           <w:tcPr>
-            <w:tcW w:type="dxa" w:w="998"/>
+            <w:tcW w:type="dxa" w:w="3934"/>
           </w:tcPr>
           <w:p>
             <w:pPr>
@@ -10681,7 +10681,7 @@
         </w:trPr>
         <w:tc>
           <w:tcPr>
-            <w:tcW w:type="dxa" w:w="4320"/>
+            <w:tcW w:type="dxa" w:w="1378"/>
           </w:tcPr>
           <w:p>
             <w:r/>
@@ -10696,7 +10696,7 @@
         </w:tc>
         <w:tc>
           <w:tcPr>
-            <w:tcW w:type="dxa" w:w="998"/>
+            <w:tcW w:type="dxa" w:w="3934"/>
           </w:tcPr>
           <w:p>
             <w:pPr>
@@ -10791,7 +10791,7 @@
         </w:trPr>
         <w:tc>
           <w:tcPr>
-            <w:tcW w:type="dxa" w:w="4320"/>
+            <w:tcW w:type="dxa" w:w="1378"/>
           </w:tcPr>
           <w:p>
             <w:r/>
@@ -10806,7 +10806,7 @@
         </w:tc>
         <w:tc>
           <w:tcPr>
-            <w:tcW w:type="dxa" w:w="998"/>
+            <w:tcW w:type="dxa" w:w="3934"/>
           </w:tcPr>
           <w:p>
             <w:pPr>
@@ -11358,8 +11358,8 @@
         <w:tblLayout w:type="fixed"/>
       </w:tblPr>
       <w:tblGrid>
-        <w:gridCol w:w="7122"/>
-        <w:gridCol w:w="805"/>
+        <w:gridCol w:w="1378"/>
+        <w:gridCol w:w="6549"/>
         <w:gridCol w:w="919"/>
       </w:tblGrid>
       <w:tr>
@@ -11368,7 +11368,7 @@
         </w:trPr>
         <w:tc>
           <w:tcPr>
-            <w:tcW w:type="dxa" w:w="7121"/>
+            <w:tcW w:type="dxa" w:w="1378"/>
           </w:tcPr>
           <w:p>
             <w:r/>
@@ -11384,7 +11384,7 @@
         </w:tc>
         <w:tc>
           <w:tcPr>
-            <w:tcW w:type="dxa" w:w="805"/>
+            <w:tcW w:type="dxa" w:w="6548"/>
           </w:tcPr>
           <w:p>
             <w:r/>
@@ -11421,7 +11421,7 @@
         </w:trPr>
         <w:tc>
           <w:tcPr>
-            <w:tcW w:type="dxa" w:w="7121"/>
+            <w:tcW w:type="dxa" w:w="1378"/>
           </w:tcPr>
           <w:p>
             <w:r/>
@@ -11436,7 +11436,7 @@
         </w:tc>
         <w:tc>
           <w:tcPr>
-            <w:tcW w:type="dxa" w:w="805"/>
+            <w:tcW w:type="dxa" w:w="6548"/>
           </w:tcPr>
           <w:p>
             <w:pPr>
@@ -11477,7 +11477,7 @@
         </w:trPr>
         <w:tc>
           <w:tcPr>
-            <w:tcW w:type="dxa" w:w="7121"/>
+            <w:tcW w:type="dxa" w:w="1378"/>
           </w:tcPr>
           <w:p>
             <w:r/>
@@ -11492,7 +11492,7 @@
         </w:tc>
         <w:tc>
           <w:tcPr>
-            <w:tcW w:type="dxa" w:w="805"/>
+            <w:tcW w:type="dxa" w:w="6548"/>
           </w:tcPr>
           <w:p>
             <w:pPr>
@@ -11533,7 +11533,7 @@
         </w:trPr>
         <w:tc>
           <w:tcPr>
-            <w:tcW w:type="dxa" w:w="7121"/>
+            <w:tcW w:type="dxa" w:w="1378"/>
           </w:tcPr>
           <w:p>
             <w:r/>
@@ -11548,7 +11548,7 @@
         </w:tc>
         <w:tc>
           <w:tcPr>
-            <w:tcW w:type="dxa" w:w="805"/>
+            <w:tcW w:type="dxa" w:w="6548"/>
           </w:tcPr>
           <w:p>
             <w:pPr>
@@ -11589,7 +11589,7 @@
         </w:trPr>
         <w:tc>
           <w:tcPr>
-            <w:tcW w:type="dxa" w:w="7121"/>
+            <w:tcW w:type="dxa" w:w="1378"/>
           </w:tcPr>
           <w:p>
             <w:r/>
@@ -11604,7 +11604,7 @@
         </w:tc>
         <w:tc>
           <w:tcPr>
-            <w:tcW w:type="dxa" w:w="805"/>
+            <w:tcW w:type="dxa" w:w="6548"/>
           </w:tcPr>
           <w:p>
             <w:pPr>
@@ -11645,7 +11645,7 @@
         </w:trPr>
         <w:tc>
           <w:tcPr>
-            <w:tcW w:type="dxa" w:w="7121"/>
+            <w:tcW w:type="dxa" w:w="1378"/>
           </w:tcPr>
           <w:p>
             <w:r/>
@@ -11660,7 +11660,7 @@
         </w:tc>
         <w:tc>
           <w:tcPr>
-            <w:tcW w:type="dxa" w:w="805"/>
+            <w:tcW w:type="dxa" w:w="6548"/>
           </w:tcPr>
           <w:p>
             <w:pPr>
@@ -12186,9 +12186,9 @@
         <w:tblLayout w:type="fixed"/>
       </w:tblPr>
       <w:tblGrid>
-        <w:gridCol w:w="6146"/>
+        <w:gridCol w:w="1452"/>
         <w:gridCol w:w="1304"/>
-        <w:gridCol w:w="1508"/>
+        <w:gridCol w:w="6203"/>
       </w:tblGrid>
       <w:tr>
         <w:trPr>
@@ -12196,7 +12196,7 @@
         </w:trPr>
         <w:tc>
           <w:tcPr>
-            <w:tcW w:type="dxa" w:w="6146"/>
+            <w:tcW w:type="dxa" w:w="1451"/>
           </w:tcPr>
           <w:p>
             <w:r/>
@@ -12228,7 +12228,7 @@
         </w:tc>
         <w:tc>
           <w:tcPr>
-            <w:tcW w:type="dxa" w:w="1508"/>
+            <w:tcW w:type="dxa" w:w="6202"/>
           </w:tcPr>
           <w:p>
             <w:r/>
@@ -12249,7 +12249,7 @@
         </w:trPr>
         <w:tc>
           <w:tcPr>
-            <w:tcW w:type="dxa" w:w="6146"/>
+            <w:tcW w:type="dxa" w:w="1451"/>
           </w:tcPr>
           <w:p>
             <w:r/>
@@ -12279,7 +12279,7 @@
         </w:tc>
         <w:tc>
           <w:tcPr>
-            <w:tcW w:type="dxa" w:w="1508"/>
+            <w:tcW w:type="dxa" w:w="6202"/>
           </w:tcPr>
           <w:p>
             <w:r/>
@@ -12299,7 +12299,7 @@
         </w:trPr>
         <w:tc>
           <w:tcPr>
-            <w:tcW w:type="dxa" w:w="6146"/>
+            <w:tcW w:type="dxa" w:w="1451"/>
           </w:tcPr>
           <w:p>
             <w:r/>
@@ -12329,7 +12329,7 @@
         </w:tc>
         <w:tc>
           <w:tcPr>
-            <w:tcW w:type="dxa" w:w="1508"/>
+            <w:tcW w:type="dxa" w:w="6202"/>
           </w:tcPr>
           <w:p>
             <w:r/>
@@ -12349,7 +12349,7 @@
         </w:trPr>
         <w:tc>
           <w:tcPr>
-            <w:tcW w:type="dxa" w:w="6146"/>
+            <w:tcW w:type="dxa" w:w="1451"/>
           </w:tcPr>
           <w:p>
             <w:r/>
@@ -12379,7 +12379,7 @@
         </w:tc>
         <w:tc>
           <w:tcPr>
-            <w:tcW w:type="dxa" w:w="1508"/>
+            <w:tcW w:type="dxa" w:w="6202"/>
           </w:tcPr>
           <w:p>
             <w:r/>
@@ -12575,8 +12575,8 @@
         <w:tblLayout w:type="fixed"/>
       </w:tblPr>
       <w:tblGrid>
-        <w:gridCol w:w="5795"/>
-        <w:gridCol w:w="1656"/>
+        <w:gridCol w:w="1202"/>
+        <w:gridCol w:w="6248"/>
         <w:gridCol w:w="1508"/>
       </w:tblGrid>
       <w:tr>
@@ -12585,7 +12585,7 @@
         </w:trPr>
         <w:tc>
           <w:tcPr>
-            <w:tcW w:type="dxa" w:w="5794"/>
+            <w:tcW w:type="dxa" w:w="1202"/>
           </w:tcPr>
           <w:p>
             <w:r/>
@@ -12601,7 +12601,7 @@
         </w:tc>
         <w:tc>
           <w:tcPr>
-            <w:tcW w:type="dxa" w:w="1655"/>
+            <w:tcW w:type="dxa" w:w="6248"/>
           </w:tcPr>
           <w:p>
             <w:r/>
@@ -12638,7 +12638,7 @@
         </w:trPr>
         <w:tc>
           <w:tcPr>
-            <w:tcW w:type="dxa" w:w="5794"/>
+            <w:tcW w:type="dxa" w:w="1202"/>
           </w:tcPr>
           <w:p>
             <w:r/>
@@ -12653,7 +12653,7 @@
         </w:tc>
         <w:tc>
           <w:tcPr>
-            <w:tcW w:type="dxa" w:w="1655"/>
+            <w:tcW w:type="dxa" w:w="6248"/>
           </w:tcPr>
           <w:p>
             <w:r/>
@@ -12688,7 +12688,7 @@
         </w:trPr>
         <w:tc>
           <w:tcPr>
-            <w:tcW w:type="dxa" w:w="5794"/>
+            <w:tcW w:type="dxa" w:w="1202"/>
           </w:tcPr>
           <w:p>
             <w:r/>
@@ -12703,7 +12703,7 @@
         </w:tc>
         <w:tc>
           <w:tcPr>
-            <w:tcW w:type="dxa" w:w="1655"/>
+            <w:tcW w:type="dxa" w:w="6248"/>
           </w:tcPr>
           <w:p>
             <w:r/>
@@ -12738,7 +12738,7 @@
         </w:trPr>
         <w:tc>
           <w:tcPr>
-            <w:tcW w:type="dxa" w:w="5794"/>
+            <w:tcW w:type="dxa" w:w="1202"/>
           </w:tcPr>
           <w:p>
             <w:r/>
@@ -12753,7 +12753,7 @@
         </w:tc>
         <w:tc>
           <w:tcPr>
-            <w:tcW w:type="dxa" w:w="1655"/>
+            <w:tcW w:type="dxa" w:w="6248"/>
           </w:tcPr>
           <w:p>
             <w:r/>
@@ -12788,7 +12788,7 @@
         </w:trPr>
         <w:tc>
           <w:tcPr>
-            <w:tcW w:type="dxa" w:w="5794"/>
+            <w:tcW w:type="dxa" w:w="1202"/>
           </w:tcPr>
           <w:p>
             <w:r/>
@@ -12803,7 +12803,7 @@
         </w:tc>
         <w:tc>
           <w:tcPr>
-            <w:tcW w:type="dxa" w:w="1655"/>
+            <w:tcW w:type="dxa" w:w="6248"/>
           </w:tcPr>
           <w:p>
             <w:r/>
@@ -12838,7 +12838,7 @@
         </w:trPr>
         <w:tc>
           <w:tcPr>
-            <w:tcW w:type="dxa" w:w="5794"/>
+            <w:tcW w:type="dxa" w:w="1202"/>
           </w:tcPr>
           <w:p>
             <w:r/>
@@ -12853,7 +12853,7 @@
         </w:tc>
         <w:tc>
           <w:tcPr>
-            <w:tcW w:type="dxa" w:w="1655"/>
+            <w:tcW w:type="dxa" w:w="6248"/>
           </w:tcPr>
           <w:p>
             <w:r/>
@@ -12888,7 +12888,7 @@
         </w:trPr>
         <w:tc>
           <w:tcPr>
-            <w:tcW w:type="dxa" w:w="5794"/>
+            <w:tcW w:type="dxa" w:w="1202"/>
           </w:tcPr>
           <w:p>
             <w:r/>
@@ -12903,7 +12903,7 @@
         </w:tc>
         <w:tc>
           <w:tcPr>
-            <w:tcW w:type="dxa" w:w="1655"/>
+            <w:tcW w:type="dxa" w:w="6248"/>
           </w:tcPr>
           <w:p>
             <w:r/>
@@ -29123,8 +29123,8 @@
         <w:tblLayout w:type="fixed"/>
       </w:tblPr>
       <w:tblGrid>
-        <w:gridCol w:w="2693"/>
-        <w:gridCol w:w="1452"/>
+        <w:gridCol w:w="686"/>
+        <w:gridCol w:w="3459"/>
         <w:gridCol w:w="850"/>
         <w:gridCol w:w="1213"/>
         <w:gridCol w:w="805"/>
@@ -29137,7 +29137,7 @@
         </w:trPr>
         <w:tc>
           <w:tcPr>
-            <w:tcW w:type="dxa" w:w="2693"/>
+            <w:tcW w:type="dxa" w:w="686"/>
           </w:tcPr>
           <w:p>
             <w:r/>
@@ -29153,7 +29153,7 @@
         </w:tc>
         <w:tc>
           <w:tcPr>
-            <w:tcW w:type="dxa" w:w="1451"/>
+            <w:tcW w:type="dxa" w:w="3458"/>
           </w:tcPr>
           <w:p>
             <w:r/>
@@ -29254,7 +29254,7 @@
         </w:trPr>
         <w:tc>
           <w:tcPr>
-            <w:tcW w:type="dxa" w:w="2693"/>
+            <w:tcW w:type="dxa" w:w="686"/>
           </w:tcPr>
           <w:p>
             <w:r/>
@@ -29269,7 +29269,7 @@
         </w:tc>
         <w:tc>
           <w:tcPr>
-            <w:tcW w:type="dxa" w:w="1451"/>
+            <w:tcW w:type="dxa" w:w="3458"/>
           </w:tcPr>
           <w:p>
             <w:r/>
@@ -29379,7 +29379,7 @@
         </w:trPr>
         <w:tc>
           <w:tcPr>
-            <w:tcW w:type="dxa" w:w="2693"/>
+            <w:tcW w:type="dxa" w:w="686"/>
           </w:tcPr>
           <w:p>
             <w:r/>
@@ -29394,7 +29394,7 @@
         </w:tc>
         <w:tc>
           <w:tcPr>
-            <w:tcW w:type="dxa" w:w="1451"/>
+            <w:tcW w:type="dxa" w:w="3458"/>
           </w:tcPr>
           <w:p>
             <w:r/>
@@ -29504,7 +29504,7 @@
         </w:trPr>
         <w:tc>
           <w:tcPr>
-            <w:tcW w:type="dxa" w:w="2693"/>
+            <w:tcW w:type="dxa" w:w="686"/>
           </w:tcPr>
           <w:p>
             <w:r/>
@@ -29519,7 +29519,7 @@
         </w:tc>
         <w:tc>
           <w:tcPr>
-            <w:tcW w:type="dxa" w:w="1451"/>
+            <w:tcW w:type="dxa" w:w="3458"/>
           </w:tcPr>
           <w:p>
             <w:r/>
@@ -29629,7 +29629,7 @@
         </w:trPr>
         <w:tc>
           <w:tcPr>
-            <w:tcW w:type="dxa" w:w="2693"/>
+            <w:tcW w:type="dxa" w:w="686"/>
           </w:tcPr>
           <w:p>
             <w:r/>
@@ -29644,7 +29644,7 @@
         </w:tc>
         <w:tc>
           <w:tcPr>
-            <w:tcW w:type="dxa" w:w="1451"/>
+            <w:tcW w:type="dxa" w:w="3458"/>
           </w:tcPr>
           <w:p>
             <w:r/>
@@ -29754,7 +29754,7 @@
         </w:trPr>
         <w:tc>
           <w:tcPr>
-            <w:tcW w:type="dxa" w:w="2693"/>
+            <w:tcW w:type="dxa" w:w="686"/>
           </w:tcPr>
           <w:p>
             <w:r/>
@@ -29769,7 +29769,7 @@
         </w:tc>
         <w:tc>
           <w:tcPr>
-            <w:tcW w:type="dxa" w:w="1451"/>
+            <w:tcW w:type="dxa" w:w="3458"/>
           </w:tcPr>
           <w:p>
             <w:r/>
@@ -29879,7 +29879,7 @@
         </w:trPr>
         <w:tc>
           <w:tcPr>
-            <w:tcW w:type="dxa" w:w="2693"/>
+            <w:tcW w:type="dxa" w:w="686"/>
           </w:tcPr>
           <w:p>
             <w:r/>
@@ -29894,7 +29894,7 @@
         </w:tc>
         <w:tc>
           <w:tcPr>
-            <w:tcW w:type="dxa" w:w="1451"/>
+            <w:tcW w:type="dxa" w:w="3458"/>
           </w:tcPr>
           <w:p>
             <w:r/>
@@ -30004,7 +30004,7 @@
         </w:trPr>
         <w:tc>
           <w:tcPr>
-            <w:tcW w:type="dxa" w:w="2693"/>
+            <w:tcW w:type="dxa" w:w="686"/>
           </w:tcPr>
           <w:p>
             <w:r/>
@@ -30019,7 +30019,7 @@
         </w:tc>
         <w:tc>
           <w:tcPr>
-            <w:tcW w:type="dxa" w:w="1451"/>
+            <w:tcW w:type="dxa" w:w="3458"/>
           </w:tcPr>
           <w:p>
             <w:r/>
@@ -30224,9 +30224,9 @@
         <w:tblLayout w:type="fixed"/>
       </w:tblPr>
       <w:tblGrid>
+        <w:gridCol w:w="1349"/>
+        <w:gridCol w:w="1145"/>
         <w:gridCol w:w="6691"/>
-        <w:gridCol w:w="1145"/>
-        <w:gridCol w:w="1349"/>
       </w:tblGrid>
       <w:tr>
         <w:trPr>
@@ -30234,7 +30234,7 @@
         </w:trPr>
         <w:tc>
           <w:tcPr>
-            <w:tcW w:type="dxa" w:w="6690"/>
+            <w:tcW w:type="dxa" w:w="1349"/>
           </w:tcPr>
           <w:p>
             <w:r/>
@@ -30266,7 +30266,7 @@
         </w:tc>
         <w:tc>
           <w:tcPr>
-            <w:tcW w:type="dxa" w:w="1349"/>
+            <w:tcW w:type="dxa" w:w="6690"/>
           </w:tcPr>
           <w:p>
             <w:r/>
@@ -30287,37 +30287,37 @@
         </w:trPr>
         <w:tc>
           <w:tcPr>
+            <w:tcW w:type="dxa" w:w="1349"/>
+          </w:tcPr>
+          <w:p>
+            <w:r/>
+            <w:r>
+              <w:rPr>
+                <w:color w:val="1A1D21"/>
+                <w:sz w:val="17"/>
+              </w:rPr>
+              <w:t>Cash conversion stays at the 2023 and 2025 rate</w:t>
+            </w:r>
+          </w:p>
+        </w:tc>
+        <w:tc>
+          <w:tcPr>
+            <w:tcW w:type="dxa" w:w="1145"/>
+          </w:tcPr>
+          <w:p>
+            <w:r/>
+            <w:r>
+              <w:rPr>
+                <w:color w:val="1A1D21"/>
+                <w:sz w:val="17"/>
+              </w:rPr>
+              <w:t>operating cash near 3.9% of revenue</w:t>
+            </w:r>
+          </w:p>
+        </w:tc>
+        <w:tc>
+          <w:tcPr>
             <w:tcW w:type="dxa" w:w="6690"/>
-          </w:tcPr>
-          <w:p>
-            <w:r/>
-            <w:r>
-              <w:rPr>
-                <w:color w:val="1A1D21"/>
-                <w:sz w:val="17"/>
-              </w:rPr>
-              <w:t>Cash conversion stays at the 2023 and 2025 rate</w:t>
-            </w:r>
-          </w:p>
-        </w:tc>
-        <w:tc>
-          <w:tcPr>
-            <w:tcW w:type="dxa" w:w="1145"/>
-          </w:tcPr>
-          <w:p>
-            <w:r/>
-            <w:r>
-              <w:rPr>
-                <w:color w:val="1A1D21"/>
-                <w:sz w:val="17"/>
-              </w:rPr>
-              <w:t>operating cash near 3.9% of revenue</w:t>
-            </w:r>
-          </w:p>
-        </w:tc>
-        <w:tc>
-          <w:tcPr>
-            <w:tcW w:type="dxa" w:w="1349"/>
           </w:tcPr>
           <w:p>
             <w:r/>
@@ -30337,37 +30337,37 @@
         </w:trPr>
         <w:tc>
           <w:tcPr>
+            <w:tcW w:type="dxa" w:w="1349"/>
+          </w:tcPr>
+          <w:p>
+            <w:r/>
+            <w:r>
+              <w:rPr>
+                <w:color w:val="1A1D21"/>
+                <w:sz w:val="17"/>
+              </w:rPr>
+              <w:t>Egyptian rates stay high or rise</w:t>
+            </w:r>
+          </w:p>
+        </w:tc>
+        <w:tc>
+          <w:tcPr>
+            <w:tcW w:type="dxa" w:w="1145"/>
+          </w:tcPr>
+          <w:p>
+            <w:r/>
+            <w:r>
+              <w:rPr>
+                <w:color w:val="1A1D21"/>
+                <w:sz w:val="17"/>
+              </w:rPr>
+              <w:t>cost of capital above 24.96%</w:t>
+            </w:r>
+          </w:p>
+        </w:tc>
+        <w:tc>
+          <w:tcPr>
             <w:tcW w:type="dxa" w:w="6690"/>
-          </w:tcPr>
-          <w:p>
-            <w:r/>
-            <w:r>
-              <w:rPr>
-                <w:color w:val="1A1D21"/>
-                <w:sz w:val="17"/>
-              </w:rPr>
-              <w:t>Egyptian rates stay high or rise</w:t>
-            </w:r>
-          </w:p>
-        </w:tc>
-        <w:tc>
-          <w:tcPr>
-            <w:tcW w:type="dxa" w:w="1145"/>
-          </w:tcPr>
-          <w:p>
-            <w:r/>
-            <w:r>
-              <w:rPr>
-                <w:color w:val="1A1D21"/>
-                <w:sz w:val="17"/>
-              </w:rPr>
-              <w:t>cost of capital above 24.96%</w:t>
-            </w:r>
-          </w:p>
-        </w:tc>
-        <w:tc>
-          <w:tcPr>
-            <w:tcW w:type="dxa" w:w="1349"/>
           </w:tcPr>
           <w:p>
             <w:r/>
@@ -30387,37 +30387,37 @@
         </w:trPr>
         <w:tc>
           <w:tcPr>
+            <w:tcW w:type="dxa" w:w="1349"/>
+          </w:tcPr>
+          <w:p>
+            <w:r/>
+            <w:r>
+              <w:rPr>
+                <w:color w:val="1A1D21"/>
+                <w:sz w:val="17"/>
+              </w:rPr>
+              <w:t>Order book converts more slowly than delivery history implies</w:t>
+            </w:r>
+          </w:p>
+        </w:tc>
+        <w:tc>
+          <w:tcPr>
+            <w:tcW w:type="dxa" w:w="1145"/>
+          </w:tcPr>
+          <w:p>
+            <w:r/>
+            <w:r>
+              <w:rPr>
+                <w:color w:val="1A1D21"/>
+                <w:sz w:val="17"/>
+              </w:rPr>
+              <w:t>the order book keeps rising as a multiple of revenue</w:t>
+            </w:r>
+          </w:p>
+        </w:tc>
+        <w:tc>
+          <w:tcPr>
             <w:tcW w:type="dxa" w:w="6690"/>
-          </w:tcPr>
-          <w:p>
-            <w:r/>
-            <w:r>
-              <w:rPr>
-                <w:color w:val="1A1D21"/>
-                <w:sz w:val="17"/>
-              </w:rPr>
-              <w:t>Order book converts more slowly than delivery history implies</w:t>
-            </w:r>
-          </w:p>
-        </w:tc>
-        <w:tc>
-          <w:tcPr>
-            <w:tcW w:type="dxa" w:w="1145"/>
-          </w:tcPr>
-          <w:p>
-            <w:r/>
-            <w:r>
-              <w:rPr>
-                <w:color w:val="1A1D21"/>
-                <w:sz w:val="17"/>
-              </w:rPr>
-              <w:t>the order book keeps rising as a multiple of revenue</w:t>
-            </w:r>
-          </w:p>
-        </w:tc>
-        <w:tc>
-          <w:tcPr>
-            <w:tcW w:type="dxa" w:w="1349"/>
           </w:tcPr>
           <w:p>
             <w:r/>
@@ -30437,37 +30437,37 @@
         </w:trPr>
         <w:tc>
           <w:tcPr>
+            <w:tcW w:type="dxa" w:w="1349"/>
+          </w:tcPr>
+          <w:p>
+            <w:r/>
+            <w:r>
+              <w:rPr>
+                <w:color w:val="1A1D21"/>
+                <w:sz w:val="17"/>
+              </w:rPr>
+              <w:t>Currency devaluation</w:t>
+            </w:r>
+          </w:p>
+        </w:tc>
+        <w:tc>
+          <w:tcPr>
+            <w:tcW w:type="dxa" w:w="1145"/>
+          </w:tcPr>
+          <w:p>
+            <w:r/>
+            <w:r>
+              <w:rPr>
+                <w:color w:val="1A1D21"/>
+                <w:sz w:val="17"/>
+              </w:rPr>
+              <w:t>nominal figures rise, real value does not</w:t>
+            </w:r>
+          </w:p>
+        </w:tc>
+        <w:tc>
+          <w:tcPr>
             <w:tcW w:type="dxa" w:w="6690"/>
-          </w:tcPr>
-          <w:p>
-            <w:r/>
-            <w:r>
-              <w:rPr>
-                <w:color w:val="1A1D21"/>
-                <w:sz w:val="17"/>
-              </w:rPr>
-              <w:t>Currency devaluation</w:t>
-            </w:r>
-          </w:p>
-        </w:tc>
-        <w:tc>
-          <w:tcPr>
-            <w:tcW w:type="dxa" w:w="1145"/>
-          </w:tcPr>
-          <w:p>
-            <w:r/>
-            <w:r>
-              <w:rPr>
-                <w:color w:val="1A1D21"/>
-                <w:sz w:val="17"/>
-              </w:rPr>
-              <w:t>nominal figures rise, real value does not</w:t>
-            </w:r>
-          </w:p>
-        </w:tc>
-        <w:tc>
-          <w:tcPr>
-            <w:tcW w:type="dxa" w:w="1349"/>
           </w:tcPr>
           <w:p>
             <w:r/>
@@ -30487,37 +30487,37 @@
         </w:trPr>
         <w:tc>
           <w:tcPr>
+            <w:tcW w:type="dxa" w:w="1349"/>
+          </w:tcPr>
+          <w:p>
+            <w:r/>
+            <w:r>
+              <w:rPr>
+                <w:color w:val="1A1D21"/>
+                <w:sz w:val="17"/>
+              </w:rPr>
+              <w:t>Cost of debt above the assumed spread</w:t>
+            </w:r>
+          </w:p>
+        </w:tc>
+        <w:tc>
+          <w:tcPr>
+            <w:tcW w:type="dxa" w:w="1145"/>
+          </w:tcPr>
+          <w:p>
+            <w:r/>
+            <w:r>
+              <w:rPr>
+                <w:color w:val="1A1D21"/>
+                <w:sz w:val="17"/>
+              </w:rPr>
+              <w:t>finance cost above the modelled level</w:t>
+            </w:r>
+          </w:p>
+        </w:tc>
+        <w:tc>
+          <w:tcPr>
             <w:tcW w:type="dxa" w:w="6690"/>
-          </w:tcPr>
-          <w:p>
-            <w:r/>
-            <w:r>
-              <w:rPr>
-                <w:color w:val="1A1D21"/>
-                <w:sz w:val="17"/>
-              </w:rPr>
-              <w:t>Cost of debt above the assumed spread</w:t>
-            </w:r>
-          </w:p>
-        </w:tc>
-        <w:tc>
-          <w:tcPr>
-            <w:tcW w:type="dxa" w:w="1145"/>
-          </w:tcPr>
-          <w:p>
-            <w:r/>
-            <w:r>
-              <w:rPr>
-                <w:color w:val="1A1D21"/>
-                <w:sz w:val="17"/>
-              </w:rPr>
-              <w:t>finance cost above the modelled level</w:t>
-            </w:r>
-          </w:p>
-        </w:tc>
-        <w:tc>
-          <w:tcPr>
-            <w:tcW w:type="dxa" w:w="1349"/>
           </w:tcPr>
           <w:p>
             <w:r/>
@@ -31652,11 +31652,11 @@
         <w:tblLayout w:type="fixed"/>
       </w:tblPr>
       <w:tblGrid>
-        <w:gridCol w:w="5250"/>
+        <w:gridCol w:w="1378"/>
         <w:gridCol w:w="1145"/>
         <w:gridCol w:w="1043"/>
         <w:gridCol w:w="941"/>
-        <w:gridCol w:w="919"/>
+        <w:gridCol w:w="4791"/>
       </w:tblGrid>
       <w:tr>
         <w:trPr>
@@ -31664,7 +31664,7 @@
         </w:trPr>
         <w:tc>
           <w:tcPr>
-            <w:tcW w:type="dxa" w:w="5250"/>
+            <w:tcW w:type="dxa" w:w="1378"/>
           </w:tcPr>
           <w:p>
             <w:r/>
@@ -31728,7 +31728,7 @@
         </w:tc>
         <w:tc>
           <w:tcPr>
-            <w:tcW w:type="dxa" w:w="918"/>
+            <w:tcW w:type="dxa" w:w="4791"/>
           </w:tcPr>
           <w:p>
             <w:r/>
@@ -31749,7 +31749,7 @@
         </w:trPr>
         <w:tc>
           <w:tcPr>
-            <w:tcW w:type="dxa" w:w="5250"/>
+            <w:tcW w:type="dxa" w:w="1378"/>
           </w:tcPr>
           <w:p>
             <w:r/>
@@ -31809,7 +31809,7 @@
         </w:tc>
         <w:tc>
           <w:tcPr>
-            <w:tcW w:type="dxa" w:w="918"/>
+            <w:tcW w:type="dxa" w:w="4791"/>
           </w:tcPr>
           <w:p>
             <w:r/>
@@ -31829,7 +31829,7 @@
         </w:trPr>
         <w:tc>
           <w:tcPr>
-            <w:tcW w:type="dxa" w:w="5250"/>
+            <w:tcW w:type="dxa" w:w="1378"/>
           </w:tcPr>
           <w:p>
             <w:r/>
@@ -31895,7 +31895,7 @@
         </w:tc>
         <w:tc>
           <w:tcPr>
-            <w:tcW w:type="dxa" w:w="918"/>
+            <w:tcW w:type="dxa" w:w="4791"/>
           </w:tcPr>
           <w:p>
             <w:r/>
@@ -31915,7 +31915,7 @@
         </w:trPr>
         <w:tc>
           <w:tcPr>
-            <w:tcW w:type="dxa" w:w="5250"/>
+            <w:tcW w:type="dxa" w:w="1378"/>
           </w:tcPr>
           <w:p>
             <w:r/>
@@ -31975,7 +31975,7 @@
         </w:tc>
         <w:tc>
           <w:tcPr>
-            <w:tcW w:type="dxa" w:w="918"/>
+            <w:tcW w:type="dxa" w:w="4791"/>
           </w:tcPr>
           <w:p>
             <w:r/>
@@ -31995,7 +31995,7 @@
         </w:trPr>
         <w:tc>
           <w:tcPr>
-            <w:tcW w:type="dxa" w:w="5250"/>
+            <w:tcW w:type="dxa" w:w="1378"/>
           </w:tcPr>
           <w:p>
             <w:r/>
@@ -32055,7 +32055,7 @@
         </w:tc>
         <w:tc>
           <w:tcPr>
-            <w:tcW w:type="dxa" w:w="918"/>
+            <w:tcW w:type="dxa" w:w="4791"/>
           </w:tcPr>
           <w:p>
             <w:r/>

--- a/engine/phdc_study/PHDC_Valuation_Study_10-09-2026.docx
+++ b/engine/phdc_study/PHDC_Valuation_Study_10-09-2026.docx
@@ -1411,7 +1411,7 @@
           <w:color w:val="1A1D21"/>
           <w:sz w:val="20"/>
         </w:rPr>
-        <w:t>The model runs five years from the audited 2025 base and then a terminal value. Revenue is limited by how much the company can build and hand over, not by how much it has sold: the order book is EGP 263bn against 2025 revenue of EGP 36.2bn, so sales are not the binding constraint and have not been for some years. Revenue is therefore units handed over times the revenue each one carries — 2,035 units in 2026, growing 15 per cent a year on the company's own disclosed run of handovers, at EGP 19.73 million a unit escalating with inflation. Nothing here is a ratio applied to last year's revenue.</w:t>
+        <w:t>The model runs 15 years from the audited 2025 base and then a terminal value. Revenue is limited by how much the company can build and hand over, not by how much it has sold: the order book is EGP 263bn against 2025 revenue of EGP 36.2bn, so sales are not the binding constraint and have not been for some years. Revenue is therefore units handed over times the revenue each one carries — 2,035 units in 2026, growing 15 per cent a year on the company's own disclosed run of handovers, at EGP 19.73 million a unit escalating with inflation. Nothing here is a ratio applied to last year's revenue.</w:t>
       </w:r>
     </w:p>
     <w:p>

--- a/engine/phdc_study/PHDC_Valuation_Study_10-09-2026.docx
+++ b/engine/phdc_study/PHDC_Valuation_Study_10-09-2026.docx
@@ -71,7 +71,7 @@
           <w:color w:val="1A1D21"/>
           <w:sz w:val="20"/>
         </w:rPr>
-        <w:t>It supersedes the edition of 3 September 2026 and it changes ONE INPUT in it: the long-run real interest rate. Three numbers move from that one change, and they are named in the next paragraph; the first of them is the rate at which the perpetuity is discounted. That rate was built inside this study, from a long-run real interest rate of 5.5% typed into its own file. It now reads the house Egyptian macro path, where the convention is 3.5%. The retired figure was a description of a restrictive policy stance — the real rate the central bank was running in order to break an inflation — and a company does not live inside a policy stance for ever. Carrying it into perpetuity charged this developer, permanently, for a monetary condition that is by construction temporary. The terminal cost of capital falls from 16.15% to 14.97% and the central figure moves from EGP 17.86 to EGP 21.09 a share.</w:t>
+        <w:t>It supersedes the edition of 3 September 2026 and it changes ONE INPUT in it: the long-run real interest rate. Three numbers move from that one change, and they are named in the next paragraph; the first of them is the rate at which the perpetuity is discounted. That rate was built inside this study, from a long-run real interest rate of 5.5% typed into its own file. It now reads the house Egyptian macro path, where the convention is 3.5%. The retired figure was a description of a restrictive policy stance — the real rate the central bank was running in order to break an inflation — and a company does not live inside a policy stance for ever. Carrying it into perpetuity charged this developer, permanently, for a monetary condition that is by construction temporary. The terminal cost of capital falls from 16.15% to 14.15% and the central figure moves from EGP 17.86 to EGP 23.94 a share.</w:t>
       </w:r>
     </w:p>
     <w:p>
@@ -149,7 +149,7 @@
           <w:color w:val="1A1D21"/>
           <w:sz w:val="23"/>
         </w:rPr>
-        <w:t>Palm Hills is worth EGP 21.09 a share on a base case built from the company's own units and prices. Across the full observed range of cash conversion ALONE — the one driver that decides it — the value spans EGP 7.65 to EGP 46.85. The wider pair published beside it, EGP 4.98 to EGP 55.07, moves a second driver as well: the weak case also carries the whole cost-of-capital schedule 2 points HIGHER and the strong case 1 point lower, which widens the band at both ends. Both pairs are printed because they answer different questions, and neither is a probability. The shares trade at EGP 14.40.</w:t>
+        <w:t>Palm Hills is worth EGP 23.94 a share on a base case built from the company's own units and prices. Across the full observed range of cash conversion ALONE — the one driver that decides it — the value spans EGP 8.97 to EGP 52.64. The wider pair published beside it, EGP 5.59 to EGP 62.91, moves a second driver as well: the weak case also carries the whole cost-of-capital schedule 2 points HIGHER and the strong case 1 point lower, which widens the band at both ends. Both pairs are printed because they answer different questions, and neither is a probability. The shares trade at EGP 14.40.</w:t>
       </w:r>
     </w:p>
     <w:p>
@@ -188,7 +188,7 @@
           <w:color w:val="1A1D21"/>
           <w:sz w:val="20"/>
         </w:rPr>
-        <w:t>Value turns on how quickly contracted sales become cash. Over the three years the company has published a cash-flow statement, operating cash was 4.3%, 17.9% and 3.9% of revenue. At the low end the shares are worth EGP 7.65; at the high end, EGP 46.85.</w:t>
+        <w:t>Value turns on how quickly contracted sales become cash. Over the three years the company has published a cash-flow statement, operating cash was 4.3%, 17.9% and 3.9% of revenue. At the low end the shares are worth EGP 8.97; at the high end, EGP 52.64.</w:t>
       </w:r>
     </w:p>
     <w:p>
@@ -201,7 +201,7 @@
           <w:color w:val="1A1D21"/>
           <w:sz w:val="20"/>
         </w:rPr>
-        <w:t>At the closing price of EGP 14.40 the market is paying for a conversion rate of 6.3% — above the two weak years, well below the strong one.</w:t>
+        <w:t>At the closing price of EGP 14.40 the market is paying for a conversion rate of 5.7% — above the two weak years, well below the strong one.</w:t>
       </w:r>
     </w:p>
     <w:p>
@@ -359,7 +359,7 @@
                 <w:color w:val="1A1D21"/>
                 <w:sz w:val="17"/>
               </w:rPr>
-              <w:t>4.98</w:t>
+              <w:t>5.79</w:t>
             </w:r>
           </w:p>
         </w:tc>
@@ -377,7 +377,7 @@
                 <w:color w:val="1A1D21"/>
                 <w:sz w:val="17"/>
               </w:rPr>
-              <w:t>21.09</w:t>
+              <w:t>23.94</w:t>
             </w:r>
           </w:p>
         </w:tc>
@@ -395,7 +395,7 @@
                 <w:color w:val="1A1D21"/>
                 <w:sz w:val="17"/>
               </w:rPr>
-              <w:t>55.07</w:t>
+              <w:t>62.91</w:t>
             </w:r>
           </w:p>
         </w:tc>
@@ -720,7 +720,7 @@
                 <w:color w:val="1A1D21"/>
                 <w:sz w:val="17"/>
               </w:rPr>
-              <w:t>-32%</w:t>
+              <w:t>-40%</w:t>
             </w:r>
           </w:p>
         </w:tc>
@@ -5687,7 +5687,7 @@
                 <w:color w:val="1A1D21"/>
                 <w:sz w:val="17"/>
               </w:rPr>
-              <w:t>21.4%</w:t>
+              <w:t>21.1%</w:t>
             </w:r>
           </w:p>
         </w:tc>
@@ -5705,7 +5705,7 @@
                 <w:color w:val="1A1D21"/>
                 <w:sz w:val="17"/>
               </w:rPr>
-              <w:t>18.5%</w:t>
+              <w:t>18.0%</w:t>
             </w:r>
           </w:p>
         </w:tc>
@@ -5723,7 +5723,7 @@
                 <w:color w:val="1A1D21"/>
                 <w:sz w:val="17"/>
               </w:rPr>
-              <w:t>16.4%</w:t>
+              <w:t>15.7%</w:t>
             </w:r>
           </w:p>
         </w:tc>
@@ -5741,7 +5741,7 @@
                 <w:color w:val="1A1D21"/>
                 <w:sz w:val="17"/>
               </w:rPr>
-              <w:t>15.0%</w:t>
+              <w:t>14.1%</w:t>
             </w:r>
           </w:p>
         </w:tc>
@@ -5759,7 +5759,7 @@
                 <w:color w:val="1A1D21"/>
                 <w:sz w:val="17"/>
               </w:rPr>
-              <w:t>15.0%</w:t>
+              <w:t>14.1%</w:t>
             </w:r>
           </w:p>
         </w:tc>
@@ -5777,7 +5777,7 @@
                 <w:color w:val="1A1D21"/>
                 <w:sz w:val="17"/>
               </w:rPr>
-              <w:t>15.0%</w:t>
+              <w:t>14.1%</w:t>
             </w:r>
           </w:p>
         </w:tc>
@@ -5833,7 +5833,7 @@
                 <w:color w:val="1A1D21"/>
                 <w:sz w:val="17"/>
               </w:rPr>
-              <w:t>0.659</w:t>
+              <w:t>0.661</w:t>
             </w:r>
           </w:p>
         </w:tc>
@@ -5851,7 +5851,7 @@
                 <w:color w:val="1A1D21"/>
                 <w:sz w:val="17"/>
               </w:rPr>
-              <w:t>0.556</w:t>
+              <w:t>0.560</w:t>
             </w:r>
           </w:p>
         </w:tc>
@@ -5869,7 +5869,7 @@
                 <w:color w:val="1A1D21"/>
                 <w:sz w:val="17"/>
               </w:rPr>
-              <w:t>0.478</w:t>
+              <w:t>0.484</w:t>
             </w:r>
           </w:p>
         </w:tc>
@@ -5887,7 +5887,7 @@
                 <w:color w:val="1A1D21"/>
                 <w:sz w:val="17"/>
               </w:rPr>
-              <w:t>0.416</w:t>
+              <w:t>0.424</w:t>
             </w:r>
           </w:p>
         </w:tc>
@@ -5905,7 +5905,7 @@
                 <w:color w:val="1A1D21"/>
                 <w:sz w:val="17"/>
               </w:rPr>
-              <w:t>0.207</w:t>
+              <w:t>0.219</w:t>
             </w:r>
           </w:p>
         </w:tc>
@@ -5923,7 +5923,7 @@
                 <w:color w:val="1A1D21"/>
                 <w:sz w:val="17"/>
               </w:rPr>
-              <w:t>0.103</w:t>
+              <w:t>0.113</w:t>
             </w:r>
           </w:p>
         </w:tc>
@@ -5979,7 +5979,7 @@
                 <w:color w:val="1A1D21"/>
                 <w:sz w:val="17"/>
               </w:rPr>
-              <w:t>4,339</w:t>
+              <w:t>4,350</w:t>
             </w:r>
           </w:p>
         </w:tc>
@@ -5997,7 +5997,7 @@
                 <w:color w:val="1A1D21"/>
                 <w:sz w:val="17"/>
               </w:rPr>
-              <w:t>4,187</w:t>
+              <w:t>4,216</w:t>
             </w:r>
           </w:p>
         </w:tc>
@@ -6015,7 +6015,7 @@
                 <w:color w:val="1A1D21"/>
                 <w:sz w:val="17"/>
               </w:rPr>
-              <w:t>4,078</w:t>
+              <w:t>4,131</w:t>
             </w:r>
           </w:p>
         </w:tc>
@@ -6033,7 +6033,7 @@
                 <w:color w:val="1A1D21"/>
                 <w:sz w:val="17"/>
               </w:rPr>
-              <w:t>3,997</w:t>
+              <w:t>4,079</w:t>
             </w:r>
           </w:p>
         </w:tc>
@@ -6051,7 +6051,7 @@
                 <w:color w:val="1A1D21"/>
                 <w:sz w:val="17"/>
               </w:rPr>
-              <w:t>3,261</w:t>
+              <w:t>3,449</w:t>
             </w:r>
           </w:p>
         </w:tc>
@@ -6069,7 +6069,7 @@
                 <w:color w:val="1A1D21"/>
                 <w:sz w:val="17"/>
               </w:rPr>
-              <w:t>2,197</w:t>
+              <w:t>2,410</w:t>
             </w:r>
           </w:p>
         </w:tc>
@@ -6172,7 +6172,7 @@
                 <w:color w:val="1A1D21"/>
                 <w:sz w:val="17"/>
               </w:rPr>
-              <w:t>52,181.7</w:t>
+              <w:t>54,155.3</w:t>
             </w:r>
           </w:p>
         </w:tc>
@@ -6210,7 +6210,7 @@
                 <w:color w:val="1A1D21"/>
                 <w:sz w:val="17"/>
               </w:rPr>
-              <w:t>29,482.4</w:t>
+              <w:t>36,075.8</w:t>
             </w:r>
           </w:p>
         </w:tc>
@@ -6248,7 +6248,7 @@
                 <w:color w:val="1A1D21"/>
                 <w:sz w:val="17"/>
               </w:rPr>
-              <w:t>81,664.1</w:t>
+              <w:t>90,231.1</w:t>
             </w:r>
           </w:p>
         </w:tc>
@@ -6400,7 +6400,7 @@
                 <w:color w:val="1A1D21"/>
                 <w:sz w:val="17"/>
               </w:rPr>
-              <w:t>63,278.6</w:t>
+              <w:t>71,845.6</w:t>
             </w:r>
           </w:p>
         </w:tc>
@@ -6438,7 +6438,7 @@
                 <w:color w:val="1A1D21"/>
                 <w:sz w:val="17"/>
               </w:rPr>
-              <w:t>-2,963.8</w:t>
+              <w:t>-3,365.1</w:t>
             </w:r>
           </w:p>
         </w:tc>
@@ -6476,7 +6476,7 @@
                 <w:color w:val="1A1D21"/>
                 <w:sz w:val="17"/>
               </w:rPr>
-              <w:t>60,314.7</w:t>
+              <w:t>68,480.5</w:t>
             </w:r>
           </w:p>
         </w:tc>
@@ -6552,7 +6552,7 @@
                 <w:color w:val="1A1D21"/>
                 <w:sz w:val="17"/>
               </w:rPr>
-              <w:t>21.09</w:t>
+              <w:t>23.94</w:t>
             </w:r>
           </w:p>
         </w:tc>
@@ -6569,7 +6569,7 @@
           <w:color w:val="5B6570"/>
           <w:sz w:val="16"/>
         </w:rPr>
-        <w:t>The terminal value is 36 per cent of enterprise value, which is high and is one reason the range is published rather than a point.</w:t>
+        <w:t>The terminal value is 40 per cent of enterprise value, which is high and is one reason the range is published rather than a point.</w:t>
       </w:r>
     </w:p>
     <w:p>
@@ -7279,7 +7279,7 @@
                 <w:color w:val="1A1D21"/>
                 <w:sz w:val="17"/>
               </w:rPr>
-              <w:t>4.98</w:t>
+              <w:t>5.79</w:t>
             </w:r>
           </w:p>
         </w:tc>
@@ -7297,7 +7297,7 @@
                 <w:color w:val="1A1D21"/>
                 <w:sz w:val="17"/>
               </w:rPr>
-              <w:t>21.09</w:t>
+              <w:t>23.94</w:t>
             </w:r>
           </w:p>
         </w:tc>
@@ -7315,7 +7315,7 @@
                 <w:color w:val="1A1D21"/>
                 <w:sz w:val="17"/>
               </w:rPr>
-              <w:t>55.07</w:t>
+              <w:t>62.91</w:t>
             </w:r>
           </w:p>
         </w:tc>
@@ -10224,7 +10224,7 @@
           <w:color w:val="1A1D21"/>
           <w:sz w:val="20"/>
         </w:rPr>
-        <w:t>The table below prices the crux against the discount rate. Read it down a column rather than across a row. Moving the discount rate across the whole 800 basis points of the 11 June 2026 edition's error is worth EGP 38.03 a share on the three-year-mean row — MORE than either single step between observed conversion years (EGP 13.44 and EGP 25.76), and less than the full observed range of conversion itself, which is worth EGP 39.20. The crux is the conversion rate, but only across its whole observed spread; one year to the next moves value less than the discount rate does.</w:t>
+        <w:t>The table below prices the crux against the discount rate. Read it down a column rather than across a row. Moving the discount rate across the whole 800 basis points of the 11 June 2026 edition's error is worth EGP 50.86 a share on the three-year-mean row — MORE than either single step between observed conversion years (EGP 14.97 and EGP 28.70), and less than the full observed range of conversion itself, which is worth EGP 43.67. The crux is the conversion rate, but only across its whole observed spread; one year to the next moves value less than the discount rate does.</w:t>
       </w:r>
     </w:p>
     <w:tbl>
@@ -10378,7 +10378,7 @@
                 <w:color w:val="1A1D21"/>
                 <w:sz w:val="17"/>
               </w:rPr>
-              <w:t>20.90</w:t>
+              <w:t>27.29</w:t>
             </w:r>
           </w:p>
         </w:tc>
@@ -10396,7 +10396,7 @@
                 <w:color w:val="1A1D21"/>
                 <w:sz w:val="17"/>
               </w:rPr>
-              <w:t>12.08</w:t>
+              <w:t>14.60</w:t>
             </w:r>
           </w:p>
         </w:tc>
@@ -10414,7 +10414,7 @@
                 <w:color w:val="1A1D21"/>
                 <w:sz w:val="17"/>
               </w:rPr>
-              <w:t>7.65</w:t>
+              <w:t>8.97</w:t>
             </w:r>
           </w:p>
         </w:tc>
@@ -10432,7 +10432,7 @@
                 <w:color w:val="1A1D21"/>
                 <w:sz w:val="17"/>
               </w:rPr>
-              <w:t>4.98</w:t>
+              <w:t>5.79</w:t>
             </w:r>
           </w:p>
         </w:tc>
@@ -10450,7 +10450,7 @@
                 <w:color w:val="1A1D21"/>
                 <w:sz w:val="17"/>
               </w:rPr>
-              <w:t>3.19</w:t>
+              <w:t>3.73</w:t>
             </w:r>
           </w:p>
         </w:tc>
@@ -10488,7 +10488,7 @@
                 <w:color w:val="1A1D21"/>
                 <w:sz w:val="17"/>
               </w:rPr>
-              <w:t>33.33</w:t>
+              <w:t>42.99</w:t>
             </w:r>
           </w:p>
         </w:tc>
@@ -10506,7 +10506,7 @@
                 <w:color w:val="1A1D21"/>
                 <w:sz w:val="17"/>
               </w:rPr>
-              <w:t>20.07</w:t>
+              <w:t>23.87</w:t>
             </w:r>
           </w:p>
         </w:tc>
@@ -10524,7 +10524,7 @@
                 <w:color w:val="1A1D21"/>
                 <w:sz w:val="17"/>
               </w:rPr>
-              <w:t>13.45</w:t>
+              <w:t>15.44</w:t>
             </w:r>
           </w:p>
         </w:tc>
@@ -10542,7 +10542,7 @@
                 <w:color w:val="1A1D21"/>
                 <w:sz w:val="17"/>
               </w:rPr>
-              <w:t>9.49</w:t>
+              <w:t>10.69</w:t>
             </w:r>
           </w:p>
         </w:tc>
@@ -10560,7 +10560,7 @@
                 <w:color w:val="1A1D21"/>
                 <w:sz w:val="17"/>
               </w:rPr>
-              <w:t>6.85</w:t>
+              <w:t>7.64</w:t>
             </w:r>
           </w:p>
         </w:tc>
@@ -10598,7 +10598,7 @@
                 <w:color w:val="1A1D21"/>
                 <w:sz w:val="17"/>
               </w:rPr>
-              <w:t>49.69</w:t>
+              <w:t>63.65</w:t>
             </w:r>
           </w:p>
         </w:tc>
@@ -10616,7 +10616,7 @@
                 <w:color w:val="1A1D21"/>
                 <w:sz w:val="17"/>
               </w:rPr>
-              <w:t>30.59</w:t>
+              <w:t>36.07</w:t>
             </w:r>
           </w:p>
         </w:tc>
@@ -10634,7 +10634,7 @@
                 <w:color w:val="1A1D21"/>
                 <w:sz w:val="17"/>
               </w:rPr>
-              <w:t>21.09</w:t>
+              <w:t>23.94</w:t>
             </w:r>
           </w:p>
         </w:tc>
@@ -10652,7 +10652,7 @@
                 <w:color w:val="1A1D21"/>
                 <w:sz w:val="17"/>
               </w:rPr>
-              <w:t>15.42</w:t>
+              <w:t>17.14</w:t>
             </w:r>
           </w:p>
         </w:tc>
@@ -10670,7 +10670,7 @@
                 <w:color w:val="1A1D21"/>
                 <w:sz w:val="17"/>
               </w:rPr>
-              <w:t>11.66</w:t>
+              <w:t>12.80</w:t>
             </w:r>
           </w:p>
         </w:tc>
@@ -10708,7 +10708,7 @@
                 <w:color w:val="1A1D21"/>
                 <w:sz w:val="17"/>
               </w:rPr>
-              <w:t>69.50</w:t>
+              <w:t>88.67</w:t>
             </w:r>
           </w:p>
         </w:tc>
@@ -10726,7 +10726,7 @@
                 <w:color w:val="1A1D21"/>
                 <w:sz w:val="17"/>
               </w:rPr>
-              <w:t>43.32</w:t>
+              <w:t>50.84</w:t>
             </w:r>
           </w:p>
         </w:tc>
@@ -10744,7 +10744,7 @@
                 <w:color w:val="1A1D21"/>
                 <w:sz w:val="17"/>
               </w:rPr>
-              <w:t>30.34</w:t>
+              <w:t>34.25</w:t>
             </w:r>
           </w:p>
         </w:tc>
@@ -10762,7 +10762,7 @@
                 <w:color w:val="1A1D21"/>
                 <w:sz w:val="17"/>
               </w:rPr>
-              <w:t>22.60</w:t>
+              <w:t>24.96</w:t>
             </w:r>
           </w:p>
         </w:tc>
@@ -10780,7 +10780,7 @@
                 <w:color w:val="1A1D21"/>
                 <w:sz w:val="17"/>
               </w:rPr>
-              <w:t>17.48</w:t>
+              <w:t>19.04</w:t>
             </w:r>
           </w:p>
         </w:tc>
@@ -10818,7 +10818,7 @@
                 <w:color w:val="1A1D21"/>
                 <w:sz w:val="17"/>
               </w:rPr>
-              <w:t>104.89</w:t>
+              <w:t>133.36</w:t>
             </w:r>
           </w:p>
         </w:tc>
@@ -10836,7 +10836,7 @@
                 <w:color w:val="1A1D21"/>
                 <w:sz w:val="17"/>
               </w:rPr>
-              <w:t>66.07</w:t>
+              <w:t>77.22</w:t>
             </w:r>
           </w:p>
         </w:tc>
@@ -10854,7 +10854,7 @@
                 <w:color w:val="1A1D21"/>
                 <w:sz w:val="17"/>
               </w:rPr>
-              <w:t>46.85</w:t>
+              <w:t>52.64</w:t>
             </w:r>
           </w:p>
         </w:tc>
@@ -10872,7 +10872,7 @@
                 <w:color w:val="1A1D21"/>
                 <w:sz w:val="17"/>
               </w:rPr>
-              <w:t>35.43</w:t>
+              <w:t>38.91</w:t>
             </w:r>
           </w:p>
         </w:tc>
@@ -10890,7 +10890,7 @@
                 <w:color w:val="1A1D21"/>
                 <w:sz w:val="17"/>
               </w:rPr>
-              <w:t>27.89</w:t>
+              <w:t>30.18</w:t>
             </w:r>
           </w:p>
         </w:tc>
@@ -10975,7 +10975,7 @@
           <w:color w:val="1A1D21"/>
           <w:sz w:val="20"/>
         </w:rPr>
-        <w:t>Solving the model back to the closing price gives a cash-conversion rate of 6.3%. That is the clearest single statement this study can make about the current price: the market is paying for conversion better than 2023 and 2025 delivered, and materially worse than 2024 did.</w:t>
+        <w:t>Solving the model back to the closing price gives a cash-conversion rate of 5.7%. That is the clearest single statement this study can make about the current price: the market is paying for conversion better than 2023 and 2025 delivered, and materially worse than 2024 did.</w:t>
       </w:r>
     </w:p>
     <w:p>
@@ -12273,7 +12273,7 @@
                 <w:color w:val="1A1D21"/>
                 <w:sz w:val="17"/>
               </w:rPr>
-              <w:t>EGP 7.65 to EGP 46.85 depending on cash conversion</w:t>
+              <w:t>EGP 8.97 to EGP 52.64 depending on cash conversion</w:t>
             </w:r>
           </w:p>
         </w:tc>
@@ -23717,7 +23717,7 @@
                 <w:color w:val="1A1D21"/>
                 <w:sz w:val="17"/>
               </w:rPr>
-              <w:t>4,339</w:t>
+              <w:t>4,350</w:t>
             </w:r>
           </w:p>
         </w:tc>
@@ -23735,7 +23735,7 @@
                 <w:color w:val="1A1D21"/>
                 <w:sz w:val="17"/>
               </w:rPr>
-              <w:t>4,187</w:t>
+              <w:t>4,216</w:t>
             </w:r>
           </w:p>
         </w:tc>
@@ -23753,7 +23753,7 @@
                 <w:color w:val="1A1D21"/>
                 <w:sz w:val="17"/>
               </w:rPr>
-              <w:t>4,078</w:t>
+              <w:t>4,131</w:t>
             </w:r>
           </w:p>
         </w:tc>
@@ -23771,7 +23771,7 @@
                 <w:color w:val="1A1D21"/>
                 <w:sz w:val="17"/>
               </w:rPr>
-              <w:t>3,997</w:t>
+              <w:t>4,079</w:t>
             </w:r>
           </w:p>
         </w:tc>
@@ -23789,7 +23789,7 @@
                 <w:color w:val="1A1D21"/>
                 <w:sz w:val="17"/>
               </w:rPr>
-              <w:t>3,261</w:t>
+              <w:t>3,449</w:t>
             </w:r>
           </w:p>
         </w:tc>
@@ -23807,7 +23807,7 @@
                 <w:color w:val="1A1D21"/>
                 <w:sz w:val="17"/>
               </w:rPr>
-              <w:t>2,197</w:t>
+              <w:t>2,410</w:t>
             </w:r>
           </w:p>
         </w:tc>
@@ -28958,7 +28958,7 @@
                 <w:color w:val="1A1D21"/>
                 <w:sz w:val="17"/>
               </w:rPr>
-              <w:t>-39,965</w:t>
+              <w:t>-40,583</w:t>
             </w:r>
           </w:p>
         </w:tc>
@@ -30699,7 +30699,7 @@
                 <w:color w:val="1A1D21"/>
                 <w:sz w:val="17"/>
               </w:rPr>
-              <w:t>52,182</w:t>
+              <w:t>54,155</w:t>
             </w:r>
           </w:p>
         </w:tc>
@@ -30737,7 +30737,7 @@
                 <w:color w:val="1A1D21"/>
                 <w:sz w:val="17"/>
               </w:rPr>
-              <w:t>29,482</w:t>
+              <w:t>36,076</w:t>
             </w:r>
           </w:p>
         </w:tc>
@@ -30775,7 +30775,7 @@
                 <w:color w:val="1A1D21"/>
                 <w:sz w:val="17"/>
               </w:rPr>
-              <w:t>81,664</w:t>
+              <w:t>90,231</w:t>
             </w:r>
           </w:p>
         </w:tc>
@@ -30889,7 +30889,7 @@
                 <w:color w:val="1A1D21"/>
                 <w:sz w:val="17"/>
               </w:rPr>
-              <w:t>63,279</w:t>
+              <w:t>71,846</w:t>
             </w:r>
           </w:p>
         </w:tc>
@@ -30927,7 +30927,7 @@
                 <w:color w:val="1A1D21"/>
                 <w:sz w:val="17"/>
               </w:rPr>
-              <w:t>(2,964)</w:t>
+              <w:t>(3,365)</w:t>
             </w:r>
           </w:p>
         </w:tc>
@@ -30965,7 +30965,7 @@
                 <w:color w:val="1A1D21"/>
                 <w:sz w:val="17"/>
               </w:rPr>
-              <w:t>60,315</w:t>
+              <w:t>68,480</w:t>
             </w:r>
           </w:p>
         </w:tc>
@@ -31003,7 +31003,7 @@
                 <w:color w:val="1A1D21"/>
                 <w:sz w:val="17"/>
               </w:rPr>
-              <w:t>21.09</w:t>
+              <w:t>23.94</w:t>
             </w:r>
           </w:p>
         </w:tc>
@@ -31033,7 +31033,7 @@
           <w:color w:val="1A1D21"/>
           <w:sz w:val="20"/>
         </w:rPr>
-        <w:t>Named sensitivity: a move in cash conversion from 3.9% to 17.9% takes the answer from EGP 7.65 to EGP 46.85. Falsifier stated in advance: if the 2026 and 2027 cash-flow statements show conversion inside two percentage points of 8.7%, this reading is right and the range should collapse toward its centre; if they straddle the full observed spread again, the method should be abandoned for this company.</w:t>
+        <w:t>Named sensitivity: a move in cash conversion from 3.9% to 17.9% takes the answer from EGP 8.97 to EGP 52.64. Falsifier stated in advance: if the 2026 and 2027 cash-flow statements show conversion inside two percentage points of 8.7%, this reading is right and the range should collapse toward its centre; if they straddle the full observed spread again, the method should be abandoned for this company.</w:t>
       </w:r>
     </w:p>
     <w:p>
@@ -31549,7 +31549,7 @@
           <w:color w:val="1A1D21"/>
           <w:sz w:val="20"/>
         </w:rPr>
-        <w:t>Working: holding the cost of capital at 24.96% and every other input at the audited 2025 base, the closing price of EGP 14.40 implies cash conversion of 6.3%. The company achieved 4.3% in 2023, 17.9% in 2024 and 3.9% in 2025. Named sensitivity: at a 25.83% cost of capital the implied rate would be lower still. Falsifier: if 2026 conversion prints above 6.3%, the price was too low.</w:t>
+        <w:t>Working: holding the cost of capital at 24.96% and every other input at the audited 2025 base, the closing price of EGP 14.40 implies cash conversion of 5.7%. The company achieved 4.3% in 2023, 17.9% in 2024 and 3.9% in 2025. Named sensitivity: at a 25.83% cost of capital the implied rate would be lower still. Falsifier: if 2026 conversion prints above 5.7%, the price was too low.</w:t>
       </w:r>
     </w:p>
     <w:p>
@@ -31570,7 +31570,7 @@
           <w:color w:val="1A1D21"/>
           <w:sz w:val="20"/>
         </w:rPr>
-        <w:t>Expert 2 to Expert 1: your terminal value is 36% of your answer, so you are mostly valuing years you cannot see. CONCEDED — it is why no single figure is published.</w:t>
+        <w:t>Expert 2 to Expert 1: your terminal value is 40% of your answer, so you are mostly valuing years you cannot see. CONCEDED — it is why no single figure is published.</w:t>
       </w:r>
     </w:p>
     <w:p>
@@ -31631,7 +31631,7 @@
           <w:color w:val="1A1D21"/>
           <w:sz w:val="20"/>
         </w:rPr>
-        <w:t>They agree on the facts and disagree on one number. All three accept the audited 2025 base, the 24.96% cost of capital and the order book. Expert 1 needs a conversion rate to produce an answer; Expert 2 refuses to forecast one and prices the assets instead; Expert 3 asks what rate is already in the price. The room's joint position is that Palm Hills is worth between EGP 7.65 and EGP 46.85, that the price of EGP 14.40 sits in the lower half of that range, and that the width is a property of the disclosure rather than of the analysis.</w:t>
+        <w:t>They agree on the facts and disagree on one number. All three accept the audited 2025 base, the 24.96% cost of capital and the order book. Expert 1 needs a conversion rate to produce an answer; Expert 2 refuses to forecast one and prices the assets instead; Expert 3 asks what rate is already in the price. The room's joint position is that Palm Hills is worth between EGP 8.97 and EGP 52.64, that the price of EGP 14.40 sits in the lower half of that range, and that the width is a property of the disclosure rather than of the analysis.</w:t>
       </w:r>
     </w:p>
     <w:p>
@@ -31803,7 +31803,7 @@
                 <w:color w:val="1A1D21"/>
                 <w:sz w:val="17"/>
               </w:rPr>
-              <w:t>6.3% implied</w:t>
+              <w:t>5.7% implied</w:t>
             </w:r>
           </w:p>
         </w:tc>
@@ -32019,7 +32019,7 @@
                 <w:color w:val="1A1D21"/>
                 <w:sz w:val="17"/>
               </w:rPr>
-              <w:t>36% of the answer</w:t>
+              <w:t>40% of the answer</w:t>
             </w:r>
           </w:p>
         </w:tc>
